--- a/tools/poi-dsl-exporter/showcase-out/report-chart-types-showcase.docx
+++ b/tools/poi-dsl-exporter/showcase-out/report-chart-types-showcase.docx
@@ -37,7 +37,7 @@
     </w:p>
     <w:p>
       <w:pPr>
-        <w:spacing w:before="100" w:after="120"/>
+        <w:spacing w:before="100" w:after="180"/>
         <w:jc w:val="left"/>
       </w:pPr>
       <w:r>
@@ -67,7 +67,7 @@
     </w:p>
     <w:p>
       <w:pPr>
-        <w:spacing w:before="100" w:after="120"/>
+        <w:spacing w:before="100" w:after="180"/>
         <w:jc w:val="left"/>
       </w:pPr>
       <w:r>
@@ -100,7 +100,7 @@
     </w:p>
     <w:p>
       <w:pPr>
-        <w:spacing w:after="80"/>
+        <w:spacing w:after="120"/>
       </w:pPr>
     </w:p>
     <w:p>
@@ -123,7 +123,7 @@
     </w:p>
     <w:p>
       <w:pPr>
-        <w:spacing w:after="80"/>
+        <w:spacing w:after="120"/>
       </w:pPr>
     </w:p>
     <w:p>
@@ -146,7 +146,7 @@
     </w:p>
     <w:p>
       <w:pPr>
-        <w:spacing w:after="80"/>
+        <w:spacing w:after="120"/>
       </w:pPr>
     </w:p>
     <w:p>
@@ -169,7 +169,7 @@
     </w:p>
     <w:p>
       <w:pPr>
-        <w:spacing w:after="80"/>
+        <w:spacing w:after="120"/>
       </w:pPr>
     </w:p>
     <w:p>
@@ -192,7 +192,7 @@
     </w:p>
     <w:p>
       <w:pPr>
-        <w:spacing w:after="80"/>
+        <w:spacing w:after="120"/>
       </w:pPr>
     </w:p>
     <w:p>
@@ -215,7 +215,7 @@
     </w:p>
     <w:p>
       <w:pPr>
-        <w:spacing w:after="80"/>
+        <w:spacing w:after="120"/>
       </w:pPr>
     </w:p>
     <w:p>
@@ -238,7 +238,7 @@
     </w:p>
     <w:p>
       <w:pPr>
-        <w:spacing w:after="80"/>
+        <w:spacing w:after="120"/>
       </w:pPr>
     </w:p>
     <w:p>
@@ -261,7 +261,7 @@
     </w:p>
     <w:p>
       <w:pPr>
-        <w:spacing w:after="80"/>
+        <w:spacing w:after="120"/>
       </w:pPr>
     </w:p>
     <w:p>
@@ -284,7 +284,7 @@
     </w:p>
     <w:p>
       <w:pPr>
-        <w:spacing w:after="80"/>
+        <w:spacing w:after="120"/>
       </w:pPr>
     </w:p>
     <w:p>
@@ -307,7 +307,7 @@
     </w:p>
     <w:p>
       <w:pPr>
-        <w:spacing w:after="80"/>
+        <w:spacing w:after="120"/>
       </w:pPr>
     </w:p>
     <w:p>
@@ -330,7 +330,7 @@
     </w:p>
     <w:p>
       <w:pPr>
-        <w:spacing w:after="80"/>
+        <w:spacing w:after="120"/>
       </w:pPr>
     </w:p>
     <w:p>
@@ -353,7 +353,7 @@
     </w:p>
     <w:p>
       <w:pPr>
-        <w:spacing w:after="80"/>
+        <w:spacing w:after="120"/>
       </w:pPr>
     </w:p>
     <w:p>
@@ -376,7 +376,7 @@
     </w:p>
     <w:p>
       <w:pPr>
-        <w:spacing w:after="80"/>
+        <w:spacing w:after="120"/>
       </w:pPr>
     </w:p>
     <w:p>
@@ -399,7 +399,7 @@
     </w:p>
     <w:p>
       <w:pPr>
-        <w:spacing w:after="80"/>
+        <w:spacing w:after="120"/>
       </w:pPr>
     </w:p>
     <w:p>
@@ -422,7 +422,7 @@
     </w:p>
     <w:p>
       <w:pPr>
-        <w:spacing w:after="80"/>
+        <w:spacing w:after="120"/>
       </w:pPr>
     </w:p>
     <w:p>
@@ -445,7 +445,7 @@
     </w:p>
     <w:p>
       <w:pPr>
-        <w:spacing w:after="80"/>
+        <w:spacing w:after="120"/>
       </w:pPr>
     </w:p>
     <w:p>
@@ -468,17 +468,12 @@
     </w:p>
     <w:p>
       <w:pPr>
-        <w:spacing w:after="80"/>
-      </w:pPr>
-    </w:p>
-    <w:p>
-      <w:pPr>
         <w:pageBreakBefore w:val="on"/>
       </w:pPr>
     </w:p>
     <w:p>
       <w:pPr>
-        <w:spacing w:before="100" w:after="120"/>
+        <w:spacing w:before="100" w:after="180"/>
         <w:jc w:val="left"/>
       </w:pPr>
       <w:r>
@@ -528,7 +523,7 @@
       <w:headerReference w:type="default" r:id="rId2"/>
       <w:footerReference w:type="default" r:id="rId3"/>
       <w:pgSz w:w="11906" w:h="16838"/>
-      <w:pgMar w:top="1080" w:bottom="1080" w:left="1080" w:right="1080"/>
+      <w:pgMar w:top="794" w:bottom="794" w:left="794" w:right="794"/>
     </w:sectPr>
   </w:body>
 </w:document>
